--- a/atelier/quickwin_090.docx
+++ b/atelier/quickwin_090.docx
@@ -441,7 +441,7 @@
           </w:tcPr>
           <w:p>
             <w:r>
-              <w:t xml:space="preserve">Aucun — geste immédiat (la compréhension du POURQUOI = capsule #91)</w:t>
+              <w:t xml:space="preserve">Aucun — geste immédiat (la compréhension du POURQUOI = capsule)</w:t>
             </w:r>
           </w:p>
         </w:tc>
@@ -460,7 +460,7 @@
         <w:spacing w:after="120"/>
       </w:pPr>
       <w:r>
-        <w:t xml:space="preserve">Activer la protection de la branche principale, c’est quelques clics dans les settings GitLab. Il n’y a rien à débattre : une branche principale non protégée est un risque immédiat qu’on referme en deux minutes. En faire un atelier d’une heure serait disproportionné. On pose donc le verrou tout de suite — c’est l’urgence — et la compréhension de fond (ce qu’un force push peut détruire, pourquoi cette protection est non négociable) est traitée dans la capsule #91, à lire en parallèle. Geste maintenant, compréhension juste après.</w:t>
+        <w:t xml:space="preserve">Activer la protection de la branche principale, c’est quelques clics dans les settings GitLab. Il n’y a rien à débattre : une branche principale non protégée est un risque immédiat qu’on referme en deux minutes. En faire un atelier d’une heure serait disproportionné. On pose donc le verrou tout de suite — c’est l’urgence — et la compréhension de fond (ce qu’un force push peut détruire, pourquoi cette protection est non négociable) est traitée dans la capsule, à lire en parallèle. Geste maintenant, compréhension juste après.</w:t>
       </w:r>
     </w:p>
     <w:tbl>
@@ -505,7 +505,7 @@
                 <w:b/>
                 <w:bCs/>
               </w:rPr>
-              <w:t xml:space="preserve">À lire avec la capsule #91</w:t>
+              <w:t xml:space="preserve">À lire avec la capsule</w:t>
             </w:r>
           </w:p>
           <w:p>
@@ -513,7 +513,7 @@
               <w:spacing w:after="60"/>
             </w:pPr>
             <w:r>
-              <w:t xml:space="preserve">Ce quick-win pose le verrou ; la capsule #91 explique POURQUOI il est vital — ce qu’un force push détruit, pourquoi c’est irréversible sur un repo partagé. Faire le geste sans comprendre l’enjeu, c’est protéger sans savoir contre quoi : la squad risque de désactiver la protection à la première gêne. Le quick-win et la capsule vont ensemble.</w:t>
+              <w:t xml:space="preserve">Ce quick-win pose le verrou ; la capsule explique POURQUOI il est vital — ce qu’un force push détruit, pourquoi c’est irréversible sur un repo partagé. Faire le geste sans comprendre l’enjeu, c’est protéger sans savoir contre quoi : la squad risque de désactiver la protection à la première gêne. Le quick-win et la capsule vont ensemble.</w:t>
             </w:r>
           </w:p>
         </w:tc>
@@ -532,7 +532,7 @@
         <w:spacing w:after="120"/>
       </w:pPr>
       <w:r>
-        <w:t xml:space="preserve">Protéger la branche principale active d’un coup plusieurs garde-fous. Les réglages fins (niveaux d’accès précis) viendront au #93 ; ici on pose la protection de base, qui couvre déjà l’essentiel :</w:t>
+        <w:t xml:space="preserve">Protéger la branche principale active d’un coup plusieurs garde-fous. Les réglages fins (niveaux d’accès précis) viendront au personne n’écrit sur main : les niveaux d’accès ; ici on pose la protection de base, qui couvre déjà l’essentiel :</w:t>
       </w:r>
     </w:p>
     <w:p>
@@ -545,7 +545,7 @@
         <w:spacing w:after="80"/>
       </w:pPr>
       <w:r>
-        <w:t xml:space="preserve">Le force push est bloqué : on ne peut plus réécrire l’historique de la branche principale (le cœur du risque, expliqué en #91).</w:t>
+        <w:t xml:space="preserve">Le force push est bloqué : on ne peut plus réécrire l’historique de la branche principale (le cœur du risque, expliqué en).</w:t>
       </w:r>
     </w:p>
     <w:p>
@@ -571,7 +571,7 @@
         <w:spacing w:after="80"/>
       </w:pPr>
       <w:r>
-        <w:t xml:space="preserve">Les règles de push/merge deviennent contrôlables : qui peut pousser, qui peut merger — réglage de base ici, affiné au #93.</w:t>
+        <w:t xml:space="preserve">Les règles de push/merge deviennent contrôlables : qui peut pousser, qui peut merger — réglage de base ici, affiné au personne n’écrit sur main : les niveaux d’accès.</w:t>
       </w:r>
     </w:p>
     <w:p>
@@ -640,7 +640,7 @@
                 <w:sz w:val="18"/>
                 <w:szCs w:val="18"/>
               </w:rPr>
-              <w:t xml:space="preserve">  Settings &gt; Repository &gt; section 'Protected branches'</w:t>
+              <w:t xml:space="preserve"> Settings &gt; Repository &gt; section 'Protected branches'</w:t>
             </w:r>
           </w:p>
           <w:p>
@@ -650,7 +650,7 @@
                 <w:sz w:val="18"/>
                 <w:szCs w:val="18"/>
               </w:rPr>
-              <w:t xml:space="preserve">    &gt; sélectionner la branche principale (main / master)</w:t>
+              <w:t xml:space="preserve"> &gt; sélectionner la branche principale (main / master)</w:t>
             </w:r>
           </w:p>
           <w:p>
@@ -660,7 +660,7 @@
                 <w:sz w:val="18"/>
                 <w:szCs w:val="18"/>
               </w:rPr>
-              <w:t xml:space="preserve">    &gt; vérifier que 'Allowed to force push' est DÉSACTIVÉ</w:t>
+              <w:t xml:space="preserve"> &gt; vérifier que 'Allowed to force push' est DÉSACTIVÉ</w:t>
             </w:r>
           </w:p>
           <w:p>
@@ -670,7 +670,7 @@
                 <w:sz w:val="18"/>
                 <w:szCs w:val="18"/>
               </w:rPr>
-              <w:t xml:space="preserve">    &gt; vérifier que la branche ne peut pas être supprimée</w:t>
+              <w:t xml:space="preserve"> &gt; vérifier que la branche ne peut pas être supprimée</w:t>
             </w:r>
           </w:p>
           <w:p>
@@ -680,7 +680,7 @@
                 <w:sz w:val="18"/>
                 <w:szCs w:val="18"/>
               </w:rPr>
-              <w:t xml:space="preserve">    &gt; régler Allowed to push / Allowed to merge</w:t>
+              <w:t xml:space="preserve"> &gt; régler Allowed to push / Allowed to merge</w:t>
             </w:r>
           </w:p>
           <w:p>
@@ -690,7 +690,7 @@
                 <w:sz w:val="18"/>
                 <w:szCs w:val="18"/>
               </w:rPr>
-              <w:t xml:space="preserve">        (réglage de base ici ; affinage fin au #93)</w:t>
+              <w:t xml:space="preserve"> (réglage de base ici ; affinage fin au personne n’écrit sur main : les niveaux d’accès)</w:t>
             </w:r>
           </w:p>
           <w:p>
@@ -710,7 +710,7 @@
                 <w:sz w:val="18"/>
                 <w:szCs w:val="18"/>
               </w:rPr>
-              <w:t xml:space="preserve">  Si la branche n'apparaît pas comme protégée du tout :</w:t>
+              <w:t xml:space="preserve"> Si la branche n'apparaît pas comme protégée du tout :</w:t>
             </w:r>
           </w:p>
           <w:p>
@@ -720,7 +720,7 @@
                 <w:sz w:val="18"/>
                 <w:szCs w:val="18"/>
               </w:rPr>
-              <w:t xml:space="preserve">    l'ajouter aux Protected branches d'abord, PUIS régler.</w:t>
+              <w:t xml:space="preserve"> l'ajouter aux Protected branches d'abord, PUIS régler.</w:t>
             </w:r>
           </w:p>
           <w:p>
@@ -740,7 +740,7 @@
                 <w:sz w:val="18"/>
                 <w:szCs w:val="18"/>
               </w:rPr>
-              <w:t xml:space="preserve">  But minimal de ce quick-win : force push BLOQUÉ sur main.</w:t>
+              <w:t xml:space="preserve"> But minimal de ce quick-win : force push BLOQUÉ sur main.</w:t>
             </w:r>
           </w:p>
         </w:tc>
@@ -853,7 +853,7 @@
         <w:spacing w:after="120"/>
       </w:pPr>
       <w:r>
-        <w:t xml:space="preserve">Ce quick-win pose le verrou de base. La suite donne le sens et durcit : #91 (capsule — les risques du force push, le POURQUOI qui fait que la squad ne désactivera jamais cette protection), #92 (désactivation systématique du force push partout où il traîne, et ancrage du « non négociable »), #93 (niveaux d’accès fins : push = personne, merge = Maintainers). Le geste est posé ; la compréhension et le durcissement suivent.</w:t>
+        <w:t xml:space="preserve">Ce quick-win pose le verrou de base. La suite donne le sens et durcit : (capsule — les risques du force push, le POURQUOI qui fait que la squad ne désactivera jamais cette protection), (désactivation systématique du force push partout où il traîne, et ancrage du « non négociable »), (niveaux d’accès fins : push = personne, merge = Maintainers). Le geste est posé ; la compréhension et le durcissement suivent.</w:t>
       </w:r>
     </w:p>
     <w:p>
@@ -869,7 +869,7 @@
         <w:spacing w:after="120"/>
       </w:pPr>
       <w:r>
-        <w:t xml:space="preserve">La branche principale est protégée : le force push est bloqué et la branche ne peut pas être supprimée, ce qui a été vérifié. Pour quelques clics, le risque le plus immédiat sur l’historique de main est refermé. La squad lira la capsule #91 pour comprendre précisément contre quoi ce verrou la protège — condition pour qu’elle ne le désactive jamais à la première gêne. La question H03 a posé sa première marche : la protection existe, sa justification et son durcissement viennent ensuite.</w:t>
+        <w:t xml:space="preserve">La branche principale est protégée : le force push est bloqué et la branche ne peut pas être supprimée, ce qui a été vérifié. Pour quelques clics, le risque le plus immédiat sur l’historique de main est refermé. La squad lira la capsule pour comprendre précisément contre quoi ce verrou la protège — condition pour qu’elle ne le désactive jamais à la première gêne. La question H03 a posé sa première marche : la protection existe, sa justification et son durcissement viennent ensuite.</w:t>
       </w:r>
     </w:p>
     <w:sectPr>
